--- a/docs/SIMF-HLD-004-MoD-HLD-External-v1.0.docx
+++ b/docs/SIMF-HLD-004-MoD-HLD-External-v1.0.docx
@@ -1794,7 +1794,7 @@
               <w:rPr>
                 <w:sz w:val="24"/>
               </w:rPr>
-              <w:t>YouTube caption API, a server-to-server subtitle import that sends the public video id only. This is the sole outbound integration in the system. Artificial intelligence is not an external integration: every inference runs on an on-premises AI service inside the SSA zone, and no AI request, session content or credential leaves the ministry network.</w:t>
+              <w:t>YouTube caption API, a server-to-server subtitle import that sends the public video id only. This is the sole outbound integration in the system. Artificial intelligence is not an external integration: no AI provider is enabled in the delivered configuration, so no AI request, session content or credential leaves the ministry network.</w:t>
             </w:r>
           </w:p>
           <w:p>
@@ -2903,7 +2903,7 @@
               <w:rPr>
                 <w:sz w:val="24"/>
               </w:rPr>
-              <w:t>•  No artificial-intelligence provider is an external entity. All inference runs on the on-premises AI service inside the SSA zone, listed under Internal systems below.</w:t>
+              <w:t>•  No artificial-intelligence provider is enabled in the delivered configuration, so none is an active external entity. The AI endpoint is a configuration value, described under Internal systems below.</w:t>
             </w:r>
           </w:p>
           <w:p>
@@ -3002,7 +3002,7 @@
               <w:rPr>
                 <w:sz w:val="24"/>
               </w:rPr>
-              <w:t>•  On-premises AI service, performs every inference (session minutes, question filtering, visitor assistance and translation) inside the SSA zone. SIMF.Api is its only caller and the service has no outbound route.</w:t>
+              <w:t>•  AI endpoint, serves the inference features (session minutes, question filtering, visitor assistance and translation). SIMF.Api is its only caller. It is a configuration value, and no provider is enabled in the delivered configuration, so no inference runs and no AI traffic is generated.</w:t>
             </w:r>
           </w:p>
           <w:p>
@@ -3203,7 +3203,7 @@
               <w:rPr>
                 <w:sz w:val="24"/>
               </w:rPr>
-              <w:t>Attendees use the mobile app and the public website over HTTPS. Administrators use the Control Panel over HTTPS. SIMF makes an outbound call to one external service only: the YouTube caption API. All artificial-intelligence inference is performed on-premises inside the SSA zone and generates no outbound traffic. Authentication uses e-mail one-time passwords, so there is no SMS or NAFATH dependency.</w:t>
+              <w:t>Attendees use the mobile app and the public website over HTTPS. Administrators use the Control Panel over HTTPS. SIMF makes an outbound call to one external service only: the YouTube caption API. No artificial-intelligence provider is enabled in the delivered configuration, so AI generates no traffic at all. Authentication uses e-mail one-time passwords, so there is no SMS or NAFATH dependency.</w:t>
             </w:r>
           </w:p>
           <w:p>
@@ -4308,7 +4308,7 @@
               <w:rPr>
                 <w:sz w:val="24"/>
               </w:rPr>
-              <w:t>AI requests are made only by the main application. SIMF.Api, through its infrastructure layer, calls the on-premises AI service over HTTPS 443 internal to the SSA zone. There is no other caller and no other path.</w:t>
+              <w:t>AI requests are made only by the main application. SIMF.Api, through its infrastructure layer, calls the configured AI endpoint. There is no other caller and no other path, whatever provider is configured.</w:t>
             </w:r>
           </w:p>
           <w:p>
@@ -4401,7 +4401,7 @@
               <w:rPr>
                 <w:sz w:val="24"/>
               </w:rPr>
-              <w:t>SSA zone: WAF and load balancer (active and standby), API hosts (four), web hosts (two), admin hosts (two), worker host, on-premises AI inference host, SMTP relay host, log collector and SIEM host, and the controlled egress point host.</w:t>
+              <w:t>SSA zone: WAF and load balancer (active and standby), API hosts (four), web hosts (two), admin hosts (two), worker host, AI endpoint, SMTP relay host, log collector and SIEM host, and the controlled egress point host.</w:t>
             </w:r>
           </w:p>
           <w:p>
@@ -5083,7 +5083,7 @@
                 <w:b/>
                 <w:sz w:val="24"/>
               </w:rPr>
-              <w:t>AI session summary: the session subtitle is imported server-to-server from YouTube (or pasted or uploaded when egress is unavailable) and saved after the team reviews it; the API then calls the on-premises AI service, inside the SSA zone, to draft the summary from that subtitle; the Scientific Committee views the text, edits and approves the draft; an administrator publishes it after the session has started, and attendees read it in the app.</w:t>
+              <w:t>AI session summary: the session subtitle is imported server-to-server from YouTube (or pasted or uploaded when egress is unavailable) and saved after the team reviews it; the API then calls the configured AI endpoint to draft the summary from that subtitle; the Scientific Committee views the text, edits and approves the draft; an administrator publishes it after the session has started, and attendees read it in the app.</w:t>
             </w:r>
           </w:p>
           <w:p>
@@ -5166,7 +5166,7 @@
               <w:rPr>
                 <w:sz w:val="24"/>
               </w:rPr>
-              <w:t>Figure 2, component and interaction view, shows every component (three clients, the four internal layers of the SIMF.Api process, the background worker, the shared libraries, the on-premises AI service, the SMTP relay, the SIEM collector, the controlled egress point, the two databases and the file store) and labels every connector with its protocol and port.</w:t>
+              <w:t>Figure 2, component and interaction view, shows every component (three clients, the four internal layers of the SIMF.Api process, the background worker, the shared libraries, the AI service, the SMTP relay, the SIEM collector, the controlled egress point, the two databases and the file store) and labels every connector with its protocol and port.</w:t>
             </w:r>
           </w:p>
           <w:p>
@@ -5662,7 +5662,7 @@
                 <w:b/>
                 <w:sz w:val="24"/>
               </w:rPr>
-              <w:t>API to the on-premises AI service: HTTPS 443 inside the SSA zone. SIMF.Api is the only caller; the load balancer carries no AI traffic. Every invocation is logged and rate-limited per administrator.</w:t>
+              <w:t>API to the AI endpoint: SIMF.Api is the only caller and the load balancer carries no AI traffic. The endpoint is selected by configuration; an on-premises endpoint keeps the call inside the SSA zone, an external provider would leave through the controlled egress point. No provider is enabled in the delivered configuration. Every invocation is logged and rate-limited per administrator.</w:t>
             </w:r>
           </w:p>
           <w:p>
@@ -5716,7 +5716,7 @@
               <w:rPr>
                 <w:sz w:val="24"/>
               </w:rPr>
-              <w:t>every inference runs on the on-premises AI service listed under Internal interfaces above, and no AI request, session content or credential leaves the ministry network.</w:t>
+              <w:t>the AI endpoint listed under Internal interfaces above is a configuration value, and no provider is enabled in the delivered configuration, so no AI request, session content or credential leaves the ministry network.</w:t>
             </w:r>
           </w:p>
           <w:p>
@@ -5973,7 +5973,20 @@
               <w:rPr>
                 <w:sz w:val="24"/>
               </w:rPr>
-              <w:t>Artificial intelligence: there is no outbound AI flow. Every inference runs on an on-premises AI service hosted inside the SSA zone. SIMF.Api is its only caller, over HTTPS 443 internal to the zone. No AI request, no session content and no credential leaves the ministry network, so no external provider credential exists and cloud authentication headers such as an API-key header or a bearer token are not used. The exact fields each AI feature receives are listed in the table below Point 9.</w:t>
+              <w:t>Artificial intelligence: in the configuration delivered for the forum no AI provider is enabled, so no AI request leaves the ministry network and no inference is performed at all. Inference sits behind a single abstraction and the provider is a configuration value; the delivered value is a local stub that answers without calling anything. SIMF.Api is the only caller in every case, and the load balancer carries no AI traffic.</w:t>
+            </w:r>
+          </w:p>
+          <w:p>
+            <w:pPr>
+              <w:bidi w:val="0"/>
+              <w:spacing w:after="80"/>
+              <w:jc w:val="left"/>
+            </w:pPr>
+            <w:r>
+              <w:rPr>
+                <w:sz w:val="24"/>
+              </w:rPr>
+              <w:t>Enabling a provider is an explicit ministry decision, and that is the point at which the data question arises. An on-premises inference endpoint keeps every request inside the SSA zone and produces no egress. An external provider would send the fields listed in the table below Point 9 out through the controlled egress point, authenticated with that provider's API-key or bearer-token header, and would require a data-residency decision first. The codebase carries clients for three external providers, each of which accepts a configurable base URL, so the same client addresses an on-premises endpoint without a code change. No on-premises inference service is in place today.</w:t>
             </w:r>
           </w:p>
           <w:p>
@@ -6079,20 +6092,20 @@
               <w:rPr>
                 <w:sz w:val="24"/>
               </w:rPr>
-              <w:t>Artificial intelligence is not in this list because it is not external. The complete field-level inventory of what each AI feature receives is given in the table below. That data is processed on the on-premises AI service inside the SSA zone and does not leave the ministry network.</w:t>
-            </w:r>
-          </w:p>
-          <w:p>
-            <w:pPr>
-              <w:bidi w:val="0"/>
-              <w:spacing w:after="80"/>
-              <w:jc w:val="left"/>
-            </w:pPr>
-            <w:r>
-              <w:rPr>
-                <w:sz w:val="24"/>
-              </w:rPr>
-              <w:t>Data sent to the on-premises AI service, by feature.</w:t>
+              <w:t>Artificial intelligence sends nothing today, because no provider is enabled. The table below is the complete field-level inventory of what each AI feature would receive once a provider is enabled. If that provider is an on-premises endpoint the data stays inside the SSA zone; if it is an external provider the same fields would leave through the controlled egress point, which is why enabling one requires a data-residency decision first.</w:t>
+            </w:r>
+          </w:p>
+          <w:p>
+            <w:pPr>
+              <w:bidi w:val="0"/>
+              <w:spacing w:after="80"/>
+              <w:jc w:val="left"/>
+            </w:pPr>
+            <w:r>
+              <w:rPr>
+                <w:sz w:val="24"/>
+              </w:rPr>
+              <w:t>Data sent to the AI endpoint once a provider is enabled, by feature.</w:t>
             </w:r>
           </w:p>
           <w:tbl>
@@ -6149,7 +6162,7 @@
                       <w:b/>
                       <w:sz w:val="18"/>
                     </w:rPr>
-                    <w:t>Fields sent to the AI service</w:t>
+                    <w:t>Fields sent once a provider is enabled</w:t>
                   </w:r>
                 </w:p>
               </w:tc>
@@ -6271,7 +6284,7 @@
                       <w:b w:val="0"/>
                       <w:sz w:val="18"/>
                     </w:rPr>
-                    <w:t>On-premises AI service, SSA zone</w:t>
+                    <w:t>Configured AI endpoint</w:t>
                   </w:r>
                 </w:p>
               </w:tc>
@@ -6353,7 +6366,7 @@
                       <w:b w:val="0"/>
                       <w:sz w:val="18"/>
                     </w:rPr>
-                    <w:t>On-premises AI service, SSA zone</w:t>
+                    <w:t>Configured AI endpoint</w:t>
                   </w:r>
                 </w:p>
               </w:tc>
@@ -6435,7 +6448,7 @@
                       <w:b w:val="0"/>
                       <w:sz w:val="18"/>
                     </w:rPr>
-                    <w:t>On-premises AI service, SSA zone</w:t>
+                    <w:t>Configured AI endpoint</w:t>
                   </w:r>
                 </w:p>
               </w:tc>
@@ -6517,7 +6530,7 @@
                       <w:b w:val="0"/>
                       <w:sz w:val="18"/>
                     </w:rPr>
-                    <w:t>On-premises AI service, SSA zone</w:t>
+                    <w:t>Configured AI endpoint</w:t>
                   </w:r>
                 </w:p>
               </w:tc>
@@ -6599,7 +6612,7 @@
                       <w:b w:val="0"/>
                       <w:sz w:val="18"/>
                     </w:rPr>
-                    <w:t>On-premises AI service, SSA zone</w:t>
+                    <w:t>Configured AI endpoint</w:t>
                   </w:r>
                 </w:p>
               </w:tc>
@@ -6681,7 +6694,7 @@
                       <w:b w:val="0"/>
                       <w:sz w:val="18"/>
                     </w:rPr>
-                    <w:t>On-premises AI service, SSA zone</w:t>
+                    <w:t>Configured AI endpoint</w:t>
                   </w:r>
                 </w:p>
               </w:tc>
@@ -6763,7 +6776,7 @@
                       <w:b w:val="0"/>
                       <w:sz w:val="18"/>
                     </w:rPr>
-                    <w:t>On-premises AI service, SSA zone</w:t>
+                    <w:t>Configured AI endpoint</w:t>
                   </w:r>
                 </w:p>
               </w:tc>
@@ -6845,7 +6858,7 @@
                       <w:b w:val="0"/>
                       <w:sz w:val="18"/>
                     </w:rPr>
-                    <w:t>On-premises AI service, SSA zone</w:t>
+                    <w:t>Configured AI endpoint</w:t>
                   </w:r>
                 </w:p>
               </w:tc>
@@ -6888,6 +6901,19 @@
                 <w:sz w:val="24"/>
               </w:rPr>
               <w:t>Session minutes is the only feature that carries any personal data, and that data is the speaker display names, which are already published in the public programme.</w:t>
+            </w:r>
+          </w:p>
+          <w:p>
+            <w:pPr>
+              <w:bidi w:val="0"/>
+              <w:spacing w:after="80"/>
+              <w:jc w:val="left"/>
+            </w:pPr>
+            <w:r>
+              <w:rPr>
+                <w:sz w:val="24"/>
+              </w:rPr>
+              <w:t>No provider is enabled in the delivered configuration, so none of these fields is sent anywhere today. The table states what each feature would send once the ministry enables a provider.</w:t>
             </w:r>
           </w:p>
         </w:tc>
@@ -7562,7 +7588,7 @@
               <w:rPr>
                 <w:sz w:val="24"/>
               </w:rPr>
-              <w:t>•  SSA Zone, the WAF and load balancer; the API, website and admin tiers; the background worker; and the internal SMTP relay, log collector and on-premises AI service.</w:t>
+              <w:t>•  SSA Zone, the WAF and load balancer; the API, website and admin tiers; the background worker; the internal SMTP relay and log collector; and the AI endpoint when an on-premises provider is configured.</w:t>
             </w:r>
           </w:p>
           <w:p>
@@ -7824,7 +7850,7 @@
               <w:rPr>
                 <w:sz w:val="24"/>
               </w:rPr>
-              <w:t>Agreed, and it does not. The AI service is on-premises and has no outbound route at all. It is drawn in Figure 1 with that stated on the box.</w:t>
+              <w:t>Agreed, and it does not. No AI provider is enabled in the delivered configuration, so there is no AI egress at all, and no application host except the egress point holds an outbound route. If the ministry later enables an external provider, that traffic would take the same single controlled path as the caption import, never a direct connection from the AI component. The AI endpoint is drawn in Figure 1 as a configured endpoint rather than a deployed host.</w:t>
             </w:r>
           </w:p>
           <w:p>
@@ -8108,7 +8134,7 @@
               <w:rPr>
                 <w:sz w:val="24"/>
               </w:rPr>
-              <w:t>Attendees and administrators reach SIMF over HTTPS. TLS terminates at the load balancer, which routes public pages to SIMF.Web and app and API traffic to SIMF.Api. SIMF.Api authenticates and authorises the caller, runs the use case, and reads or writes the database over TCP 1433. Files are read and written through the file store, e-mail is queued to the SMTP relay, AI inference is performed on the on-premises AI service inside the SSA zone, and the outbound caption call leaves through the controlled egress point. Every request carries a correlation ID written to the logs and both audit trails.</w:t>
+              <w:t>Attendees and administrators reach SIMF over HTTPS. TLS terminates at the load balancer, which routes public pages to SIMF.Web and app and API traffic to SIMF.Api. SIMF.Api authenticates and authorises the caller, runs the use case, and reads or writes the database over TCP 1433. Files are read and written through the file store, e-mail is queued to the SMTP relay, AI inference is performed by the configured AI endpoint when one is enabled, and the outbound caption call leaves through the controlled egress point. Every request carries a correlation ID written to the logs and both audit trails.</w:t>
             </w:r>
           </w:p>
           <w:p>
@@ -9885,7 +9911,7 @@
                     <w:rPr>
                       <w:sz w:val="16"/>
                     </w:rPr>
-                    <w:t>On-premises AI service</w:t>
+                    <w:t>AI endpoint (configured)</w:t>
                   </w:r>
                 </w:p>
               </w:tc>
@@ -9957,7 +9983,7 @@
                     <w:rPr>
                       <w:sz w:val="16"/>
                     </w:rPr>
-                    <w:t>All AI inference, inside the SSA zone, no egress</w:t>
+                    <w:t>AI inference. No provider enabled in this delivery</w:t>
                   </w:r>
                 </w:p>
               </w:tc>
@@ -11721,7 +11747,7 @@
               <w:rPr>
                 <w:sz w:val="24"/>
               </w:rPr>
-              <w:t>the caption import depends on outbound internet access. If egress is not approved, subtitle import does not operate and the administrator pastes or uploads the transcript instead. The AI features are not affected, because inference is performed on-premises. A misconfigured egress rule could widen the attack surface.</w:t>
+              <w:t>the caption import depends on outbound internet access. If egress is not approved, subtitle import does not operate and the administrator pastes or uploads the transcript instead. The AI features are not affected, because inference is performed A misconfigured egress rule could widen the attack surface, and enabling an external AI provider would add a second outbound destination that needs a data-residency decision first.</w:t>
             </w:r>
           </w:p>
           <w:p>
@@ -11741,7 +11767,7 @@
               <w:rPr>
                 <w:sz w:val="24"/>
               </w:rPr>
-              <w:t>all AI inference is on-premises, so the platform has no dependency on an external AI provider, no provider credential and no provider outage exposure. All egress is funnelled through the single controlled egress point with a host allow-list, keeping the egress surface auditable and reviewable against the NCA egress posture. Caption import fails gracefully, administrators can paste or upload a transcript, so no feature is hard-blocked. Every AI invocation is logged and rate-limited per administrator. All integration points, hosts, protocols and ports are documented in the Communication Requirements Matrix (section 2.8).</w:t>
+              <w:t>no AI provider is enabled in the delivered configuration, so there is no live dependency on an external AI provider, no provider credential in use and no provider outage exposure. The provider sits behind one abstraction, so an on-premises endpoint can be adopted by configuration when one becomes available. All egress is funnelled through the single controlled egress point with a host allow-list, keeping the egress surface auditable and reviewable against the NCA egress posture. Caption import fails gracefully, administrators can paste or upload a transcript, so no feature is hard-blocked. Every AI invocation is logged and rate-limited per administrator. All integration points, hosts, protocols and ports are documented in the Communication Requirements Matrix (section 2.8).</w:t>
             </w:r>
           </w:p>
           <w:p>
@@ -12400,7 +12426,7 @@
                 <w:b w:val="0"/>
                 <w:sz w:val="18"/>
               </w:rPr>
-              <w:t>There is no outbound AI flow. AI is on-premises. Only the caption call goes out, carrying a public video id.</w:t>
+              <w:t>No AI provider is enabled, so no AI traffic leaves. Only the caption call goes out, carrying a public video id.</w:t>
             </w:r>
           </w:p>
         </w:tc>
@@ -12810,7 +12836,7 @@
                 <w:b w:val="0"/>
                 <w:sz w:val="18"/>
               </w:rPr>
-              <w:t>Only YouTube. No personal or confidential information is transferred outside the ministry.</w:t>
+              <w:t>Only YouTube, and only a public video id. Nothing is sent to an AI provider today.</w:t>
             </w:r>
           </w:p>
         </w:tc>
@@ -12974,7 +13000,7 @@
                 <w:b w:val="0"/>
                 <w:sz w:val="18"/>
               </w:rPr>
-              <w:t>No such connection. It was a diagram error and is removed. Only SIMF.Api calls AI.</w:t>
+              <w:t>No such connection. It was a diagram error and is removed. Only SIMF.Api calls the AI endpoint.</w:t>
             </w:r>
           </w:p>
         </w:tc>
@@ -13056,7 +13082,7 @@
                 <w:b w:val="0"/>
                 <w:sz w:val="18"/>
               </w:rPr>
-              <w:t>Agreed. The AI host has no outbound route. Egress is via the egress point and edge firewall.</w:t>
+              <w:t>Agreed. No AI egress exists today. Any egress is via the egress point and edge firewall.</w:t>
             </w:r>
           </w:p>
         </w:tc>
